--- a/public/templates/primer-izi-maks.docx
+++ b/public/templates/primer-izi-maks.docx
@@ -35,7 +35,7 @@
         <w:t xml:space="preserve">Валидно от: </w:t>
       </w:r>
       <w:r>
-        <w:t xml:space="preserve">[дд.мм.гггг]</w:t>
+        <w:t xml:space="preserve">01.10.2026</w:t>
       </w:r>
     </w:p>
     <w:p>
@@ -60,7 +60,7 @@
         <w:spacing w:after="120"/>
       </w:pPr>
       <w:r>
-        <w:t xml:space="preserve">ОБРАЗЕЦ ЗА СТРУКТУРА. Данните в [квадратни скоби] трябва да се попълнят с официалните за компанията, преди документът да се качи. Не качвайте образеца в този вид.</w:t>
+        <w:t xml:space="preserve">ОБРАЗЕЦ С ПРИМЕРНИ ДАННИ. Числата и условията по-долу са измислени, за да покажат как изглежда попълнен документ. Преди да качите свой документ, заменете ги с официалните данни на компанията. Не качвайте образеца в този вид, за да не получава бот и екип невярна информация.</w:t>
       </w:r>
     </w:p>
     <w:p>
@@ -76,7 +76,7 @@
         <w:spacing w:after="120"/>
       </w:pPr>
       <w:r>
-        <w:t xml:space="preserve">Изи Макс е кредитен продукт с двуседмични вноски. [Допълнете целевия клиент — 2–4 изречения.]</w:t>
+        <w:t xml:space="preserve">Изи Макс е кредитен продукт с двуседмични вноски за клиенти с редовен доход — заплата, пенсия или друг постоянен приход. Подходящ е за лични нужди, когато клиентът иска малки вноски, известни предварително. Предлага се както на нови, така и на вече обслужвани клиенти с добра история на плащанията.</w:t>
       </w:r>
     </w:p>
     <w:p>
@@ -108,67 +108,79 @@
         </w:numPr>
       </w:pPr>
       <w:r>
-        <w:t xml:space="preserve">Вноска: двуседмична.</w:t>
-      </w:r>
-    </w:p>
-    <w:p>
-      <w:pPr>
-        <w:pStyle w:val="ListParagraph"/>
-        <w:numPr>
-          <w:ilvl w:val="0"/>
-          <w:numId w:val="1"/>
-        </w:numPr>
-      </w:pPr>
-      <w:r>
-        <w:t xml:space="preserve">Примерни заявки от обучението: 600 евро за 11 двуседмични вноски; 2500 евро за 17 двуседмични вноски.</w:t>
-      </w:r>
-    </w:p>
-    <w:p>
-      <w:pPr>
-        <w:pStyle w:val="ListParagraph"/>
-        <w:numPr>
-          <w:ilvl w:val="0"/>
-          <w:numId w:val="1"/>
-        </w:numPr>
-      </w:pPr>
-      <w:r>
-        <w:t xml:space="preserve">Минимална и максимална сума: [...]</w:t>
-      </w:r>
-    </w:p>
-    <w:p>
-      <w:pPr>
-        <w:pStyle w:val="ListParagraph"/>
-        <w:numPr>
-          <w:ilvl w:val="0"/>
-          <w:numId w:val="1"/>
-        </w:numPr>
-      </w:pPr>
-      <w:r>
-        <w:t xml:space="preserve">Минимален и максимален срок: [...]</w:t>
-      </w:r>
-    </w:p>
-    <w:p>
-      <w:pPr>
-        <w:pStyle w:val="ListParagraph"/>
-        <w:numPr>
-          <w:ilvl w:val="0"/>
-          <w:numId w:val="1"/>
-        </w:numPr>
-      </w:pPr>
-      <w:r>
-        <w:t xml:space="preserve">ГПР: [...]</w:t>
-      </w:r>
-    </w:p>
-    <w:p>
-      <w:pPr>
-        <w:pStyle w:val="ListParagraph"/>
-        <w:numPr>
-          <w:ilvl w:val="0"/>
-          <w:numId w:val="1"/>
-        </w:numPr>
-      </w:pPr>
-      <w:r>
-        <w:t xml:space="preserve">Такси: [...]</w:t>
+        <w:t xml:space="preserve">Сума: от 200 до 5 000 евро.</w:t>
+      </w:r>
+    </w:p>
+    <w:p>
+      <w:pPr>
+        <w:pStyle w:val="ListParagraph"/>
+        <w:numPr>
+          <w:ilvl w:val="0"/>
+          <w:numId w:val="1"/>
+        </w:numPr>
+      </w:pPr>
+      <w:r>
+        <w:t xml:space="preserve">Срок: от 4 до 24 двуседмични вноски.</w:t>
+      </w:r>
+    </w:p>
+    <w:p>
+      <w:pPr>
+        <w:pStyle w:val="ListParagraph"/>
+        <w:numPr>
+          <w:ilvl w:val="0"/>
+          <w:numId w:val="1"/>
+        </w:numPr>
+      </w:pPr>
+      <w:r>
+        <w:t xml:space="preserve">Вноска: двуседмична, с фиксиран размер, посочен в офертата.</w:t>
+      </w:r>
+    </w:p>
+    <w:p>
+      <w:pPr>
+        <w:pStyle w:val="ListParagraph"/>
+        <w:numPr>
+          <w:ilvl w:val="0"/>
+          <w:numId w:val="1"/>
+        </w:numPr>
+      </w:pPr>
+      <w:r>
+        <w:t xml:space="preserve">Примерни заявки: 600 евро за 11 двуседмични вноски; 2 500 евро за 17 двуседмични вноски.</w:t>
+      </w:r>
+    </w:p>
+    <w:p>
+      <w:pPr>
+        <w:pStyle w:val="ListParagraph"/>
+        <w:numPr>
+          <w:ilvl w:val="0"/>
+          <w:numId w:val="1"/>
+        </w:numPr>
+      </w:pPr>
+      <w:r>
+        <w:t xml:space="preserve">Такса за разглеждане: няма.</w:t>
+      </w:r>
+    </w:p>
+    <w:p>
+      <w:pPr>
+        <w:pStyle w:val="ListParagraph"/>
+        <w:numPr>
+          <w:ilvl w:val="0"/>
+          <w:numId w:val="1"/>
+        </w:numPr>
+      </w:pPr>
+      <w:r>
+        <w:t xml:space="preserve">ГПР: изчислява се индивидуално за всяка оферта. Консултантът не го изчислява на ум, а насочва клиента към официалния калкулатор.</w:t>
+      </w:r>
+    </w:p>
+    <w:p>
+      <w:pPr>
+        <w:pStyle w:val="ListParagraph"/>
+        <w:numPr>
+          <w:ilvl w:val="0"/>
+          <w:numId w:val="1"/>
+        </w:numPr>
+      </w:pPr>
+      <w:r>
+        <w:t xml:space="preserve">Предсрочно погасяване: възможно по всяко време, без допълнителна такса.</w:t>
       </w:r>
     </w:p>
     <w:p>
@@ -188,7 +200,43 @@
         </w:numPr>
       </w:pPr>
       <w:r>
-        <w:t xml:space="preserve">[Допълнете ползите за клиента според официалните материали.]</w:t>
+        <w:t xml:space="preserve">Малки двуседмични вноски, които е лесно да се планират.</w:t>
+      </w:r>
+    </w:p>
+    <w:p>
+      <w:pPr>
+        <w:pStyle w:val="ListParagraph"/>
+        <w:numPr>
+          <w:ilvl w:val="0"/>
+          <w:numId w:val="1"/>
+        </w:numPr>
+      </w:pPr>
+      <w:r>
+        <w:t xml:space="preserve">Размерът на вноската е известен още при офертата и не се променя.</w:t>
+      </w:r>
+    </w:p>
+    <w:p>
+      <w:pPr>
+        <w:pStyle w:val="ListParagraph"/>
+        <w:numPr>
+          <w:ilvl w:val="0"/>
+          <w:numId w:val="1"/>
+        </w:numPr>
+      </w:pPr>
+      <w:r>
+        <w:t xml:space="preserve">Възможност за предсрочно погасяване без такса.</w:t>
+      </w:r>
+    </w:p>
+    <w:p>
+      <w:pPr>
+        <w:pStyle w:val="ListParagraph"/>
+        <w:numPr>
+          <w:ilvl w:val="0"/>
+          <w:numId w:val="1"/>
+        </w:numPr>
+      </w:pPr>
+      <w:r>
+        <w:t xml:space="preserve">Бързо разглеждане на заявката.</w:t>
       </w:r>
     </w:p>
     <w:p>
@@ -208,6 +256,18 @@
         </w:numPr>
       </w:pPr>
       <w:r>
+        <w:t xml:space="preserve">Кандидатът е пълнолетен и има постоянен доход.</w:t>
+      </w:r>
+    </w:p>
+    <w:p>
+      <w:pPr>
+        <w:pStyle w:val="ListParagraph"/>
+        <w:numPr>
+          <w:ilvl w:val="0"/>
+          <w:numId w:val="1"/>
+        </w:numPr>
+      </w:pPr>
+      <w:r>
         <w:t xml:space="preserve">Решението зависи от проверката на кандидата, а не само от желаната бързина.</w:t>
       </w:r>
     </w:p>
@@ -220,7 +280,7 @@
         </w:numPr>
       </w:pPr>
       <w:r>
-        <w:t xml:space="preserve">[Допълнете критериите.]</w:t>
+        <w:t xml:space="preserve">При нередовна кредитна история заявката може да бъде отказана или одобрена за по-малка сума.</w:t>
       </w:r>
     </w:p>
     <w:p>
@@ -240,7 +300,19 @@
         </w:numPr>
       </w:pPr>
       <w:r>
-        <w:t xml:space="preserve">[...]</w:t>
+        <w:t xml:space="preserve">Документ за самоличност.</w:t>
+      </w:r>
+    </w:p>
+    <w:p>
+      <w:pPr>
+        <w:pStyle w:val="ListParagraph"/>
+        <w:numPr>
+          <w:ilvl w:val="0"/>
+          <w:numId w:val="1"/>
+        </w:numPr>
+      </w:pPr>
+      <w:r>
+        <w:t xml:space="preserve">Документ за доход — когато се изисква при конкретния случай.</w:t>
       </w:r>
     </w:p>
     <w:p>
@@ -248,6 +320,38 @@
         <w:pStyle w:val="Heading2"/>
       </w:pPr>
       <w:r>
+        <w:t xml:space="preserve">Изключения и ограничения</w:t>
+      </w:r>
+    </w:p>
+    <w:p>
+      <w:pPr>
+        <w:pStyle w:val="ListParagraph"/>
+        <w:numPr>
+          <w:ilvl w:val="0"/>
+          <w:numId w:val="1"/>
+        </w:numPr>
+      </w:pPr>
+      <w:r>
+        <w:t xml:space="preserve">Не се предлага при активни просрочия по предишен кредит в компанията.</w:t>
+      </w:r>
+    </w:p>
+    <w:p>
+      <w:pPr>
+        <w:pStyle w:val="ListParagraph"/>
+        <w:numPr>
+          <w:ilvl w:val="0"/>
+          <w:numId w:val="1"/>
+        </w:numPr>
+      </w:pPr>
+      <w:r>
+        <w:t xml:space="preserve">Максималната сума за нов клиент може да е по-ниска от тази за съществуващ клиент с добра история.</w:t>
+      </w:r>
+    </w:p>
+    <w:p>
+      <w:pPr>
+        <w:pStyle w:val="Heading2"/>
+      </w:pPr>
+      <w:r>
         <w:t xml:space="preserve">Какво НЕ е вярно / чести заблуди</w:t>
       </w:r>
     </w:p>
@@ -284,7 +388,19 @@
         </w:numPr>
       </w:pPr>
       <w:r>
-        <w:t xml:space="preserve">Грешно: [допълнете други чести заблуди] — Вярно: [...]</w:t>
+        <w:t xml:space="preserve">Грешно: вноските са седмични — Вярно: вноските са двуседмични.</w:t>
+      </w:r>
+    </w:p>
+    <w:p>
+      <w:pPr>
+        <w:pStyle w:val="ListParagraph"/>
+        <w:numPr>
+          <w:ilvl w:val="0"/>
+          <w:numId w:val="1"/>
+        </w:numPr>
+      </w:pPr>
+      <w:r>
+        <w:t xml:space="preserve">Грешно: за предсрочно погасяване се плаща такса — Вярно: предсрочното погасяване е без допълнителна такса.</w:t>
       </w:r>
     </w:p>
     <w:p>
@@ -316,7 +432,7 @@
         <w:spacing w:after="120"/>
       </w:pPr>
       <w:r>
-        <w:t xml:space="preserve">Въпрос: [допълнете реален въпрос от клиенти]</w:t>
+        <w:t xml:space="preserve">Въпрос: Каква е максималната сума, която мога да предложа на клиент?</w:t>
       </w:r>
     </w:p>
     <w:p>
@@ -324,7 +440,23 @@
         <w:spacing w:after="120"/>
       </w:pPr>
       <w:r>
-        <w:t xml:space="preserve">Отговор: [...]</w:t>
+        <w:t xml:space="preserve">Отговор: До 5 000 евро, като конкретната сума зависи от проверката на кандидата.</w:t>
+      </w:r>
+    </w:p>
+    <w:p>
+      <w:pPr>
+        <w:spacing w:after="120"/>
+      </w:pPr>
+      <w:r>
+        <w:t xml:space="preserve">Въпрос: Може ли клиентът да погаси кредита по-рано?</w:t>
+      </w:r>
+    </w:p>
+    <w:p>
+      <w:pPr>
+        <w:spacing w:after="120"/>
+      </w:pPr>
+      <w:r>
+        <w:t xml:space="preserve">Отговор: Да, по всяко време и без допълнителна такса.</w:t>
       </w:r>
     </w:p>
     <w:sectPr>
